--- a/backend/FREQUÊNCIA_MENSAL.docx
+++ b/backend/FREQUÊNCIA_MENSAL.docx
@@ -6187,7 +6187,7 @@
       <w:headerReference w:type="default" r:id="rId6"/>
       <w:footerReference w:type="default" r:id="rId7"/>
       <w:pgSz w:w="11906" w:h="16838"/>
-      <w:pgMar w:top="568" w:right="567" w:bottom="1418" w:left="567" w:header="284" w:footer="709" w:gutter="0"/>
+      <w:pgMar w:top="2100" w:right="567" w:bottom="1418" w:left="567" w:header="284" w:footer="709" w:gutter="0"/>
       <w:cols w:space="708"/>
       <w:docGrid w:linePitch="360"/>
     </w:sectPr>

--- a/backend/FREQUÊNCIA_MENSAL.docx
+++ b/backend/FREQUÊNCIA_MENSAL.docx
@@ -1024,6 +1024,160 @@
               </w:rPr>
               <w:t>ASSINATURA</w:t>
             </w:r>
+          </w:p>
+        </w:tc>
+      </w:tr>
+      <w:tr>
+        <w:trPr>
+          <w:trHeight w:val="301"/>
+        </w:trPr>
+        <w:tc>
+          <w:tcPr>
+            <w:tcW w:w="446" w:type="dxa"/>
+            <w:vAlign w:val="center"/>
+          </w:tcPr>
+          <w:p>
+            <w:pPr>
+              <w:jc w:val="center"/>
+              <w:rPr>
+                <w:rFonts w:ascii="Open Sans" w:hAnsi="Open Sans" w:cs="Open Sans"/>
+                <w:sz w:val="14"/>
+                <w:szCs w:val="14"/>
+              </w:rPr>
+            </w:pPr>
+          </w:p>
+        </w:tc>
+        <w:tc>
+          <w:tcPr>
+            <w:tcW w:w="914" w:type="dxa"/>
+            <w:vAlign w:val="center"/>
+          </w:tcPr>
+          <w:p>
+            <w:pPr>
+              <w:jc w:val="center"/>
+              <w:rPr>
+                <w:rFonts w:ascii="Open Sans" w:hAnsi="Open Sans" w:cs="Open Sans"/>
+                <w:sz w:val="14"/>
+                <w:szCs w:val="14"/>
+              </w:rPr>
+            </w:pPr>
+          </w:p>
+        </w:tc>
+        <w:tc>
+          <w:tcPr>
+            <w:tcW w:w="1763" w:type="dxa"/>
+            <w:gridSpan w:val="2"/>
+            <w:vAlign w:val="center"/>
+          </w:tcPr>
+          <w:p>
+            <w:pPr>
+              <w:jc w:val="center"/>
+              <w:rPr>
+                <w:rFonts w:ascii="Open Sans" w:hAnsi="Open Sans" w:cs="Open Sans"/>
+                <w:sz w:val="14"/>
+                <w:szCs w:val="14"/>
+              </w:rPr>
+            </w:pPr>
+          </w:p>
+        </w:tc>
+        <w:tc>
+          <w:tcPr>
+            <w:tcW w:w="984" w:type="dxa"/>
+            <w:gridSpan w:val="2"/>
+            <w:vAlign w:val="center"/>
+          </w:tcPr>
+          <w:p>
+            <w:pPr>
+              <w:jc w:val="center"/>
+              <w:rPr>
+                <w:rFonts w:ascii="Open Sans" w:hAnsi="Open Sans" w:cs="Open Sans"/>
+                <w:sz w:val="14"/>
+                <w:szCs w:val="14"/>
+              </w:rPr>
+            </w:pPr>
+          </w:p>
+        </w:tc>
+        <w:tc>
+          <w:tcPr>
+            <w:tcW w:w="1682" w:type="dxa"/>
+            <w:vAlign w:val="center"/>
+          </w:tcPr>
+          <w:p>
+            <w:pPr>
+              <w:jc w:val="center"/>
+              <w:rPr>
+                <w:rFonts w:ascii="Open Sans" w:hAnsi="Open Sans" w:cs="Open Sans"/>
+                <w:sz w:val="14"/>
+                <w:szCs w:val="14"/>
+              </w:rPr>
+            </w:pPr>
+          </w:p>
+        </w:tc>
+        <w:tc>
+          <w:tcPr>
+            <w:tcW w:w="994" w:type="dxa"/>
+            <w:vAlign w:val="center"/>
+          </w:tcPr>
+          <w:p>
+            <w:pPr>
+              <w:jc w:val="center"/>
+              <w:rPr>
+                <w:rFonts w:ascii="Open Sans" w:hAnsi="Open Sans" w:cs="Open Sans"/>
+                <w:sz w:val="14"/>
+                <w:szCs w:val="14"/>
+              </w:rPr>
+            </w:pPr>
+          </w:p>
+        </w:tc>
+        <w:tc>
+          <w:tcPr>
+            <w:tcW w:w="1550" w:type="dxa"/>
+            <w:gridSpan w:val="2"/>
+            <w:vAlign w:val="center"/>
+          </w:tcPr>
+          <w:p>
+            <w:pPr>
+              <w:jc w:val="center"/>
+              <w:rPr>
+                <w:rFonts w:ascii="Open Sans" w:hAnsi="Open Sans" w:cs="Open Sans"/>
+                <w:sz w:val="14"/>
+                <w:szCs w:val="14"/>
+              </w:rPr>
+            </w:pPr>
+          </w:p>
+        </w:tc>
+        <w:tc>
+          <w:tcPr>
+            <w:tcW w:w="988" w:type="dxa"/>
+            <w:gridSpan w:val="2"/>
+            <w:vAlign w:val="center"/>
+          </w:tcPr>
+          <w:p>
+            <w:pPr>
+              <w:jc w:val="center"/>
+              <w:rPr>
+                <w:rFonts w:ascii="Open Sans" w:hAnsi="Open Sans" w:cs="Open Sans"/>
+                <w:sz w:val="14"/>
+                <w:szCs w:val="14"/>
+              </w:rPr>
+            </w:pPr>
+          </w:p>
+        </w:tc>
+        <w:tc>
+          <w:tcPr>
+            <w:tcW w:w="1409" w:type="dxa"/>
+            <w:gridSpan w:val="2"/>
+            <w:vAlign w:val="center"/>
+          </w:tcPr>
+          <w:p>
+            <w:pPr>
+              <w:jc w:val="center"/>
+              <w:rPr>
+                <w:rFonts w:ascii="Open Sans" w:hAnsi="Open Sans" w:cs="Open Sans"/>
+                <w:sz w:val="14"/>
+                <w:szCs w:val="14"/>
+              </w:rPr>
+            </w:pPr>
           </w:p>
         </w:tc>
       </w:tr>
